--- a/data/templates/hopdong-hotro.docx
+++ b/data/templates/hopdong-hotro.docx
@@ -888,7 +888,7 @@
           <w:rFonts w:ascii="Verdana" w:cs="Verdana" w:eastAsia="Verdana" w:hAnsi="Verdana"/>
           <w:rtl w:val="0"/>
         </w:rPr>
-        <w:t xml:space="preserve">Đại diện: (Ông/Bà)</w:t>
+        <w:t xml:space="preserve">Đại diện: (Ông/Bà) </w:t>
       </w:r>
       <w:r>
         <w:rPr>
@@ -1281,7 +1281,7 @@
           <w:rFonts w:ascii="Verdana" w:cs="Verdana" w:eastAsia="Verdana" w:hAnsi="Verdana"/>
           <w:rtl w:val="0"/>
         </w:rPr>
-        <w:t xml:space="preserve">{{TU_NGAY}} đến hết ngày</w:t>
+        <w:t xml:space="preserve">{{TU_NGAY}} đến hết ngày </w:t>
       </w:r>
       <w:bookmarkStart w:colFirst="0" w:colLast="0" w:name="bookmark=id.2et92p0" w:id="4"/>
       <w:bookmarkEnd w:id="4"/>
@@ -4547,7 +4547,7 @@
                 <w:bCs w:val="1"/>
                 <w:rtl w:val="0"/>
               </w:rPr>
-              <w:t xml:space="preserve">{{DAI_DIEN_BEN_B}}</w:t>
+              <w:t xml:space="preserve">{{DAI_DIEN_BEN_B_KY}}</w:t>
             </w:r>
           </w:p>
         </w:tc>

--- a/data/templates/hopdong-hotro.docx
+++ b/data/templates/hopdong-hotro.docx
@@ -948,7 +948,7 @@
           <w:rFonts w:ascii="Verdana" w:cs="Verdana" w:eastAsia="Verdana" w:hAnsi="Verdana"/>
           <w:rtl w:val="0"/>
         </w:rPr>
-        <w:t xml:space="preserve">Ngày sinh: {{NGAY_SINH}} Chức vụ:{{CHUC_VU_BEN_B}}</w:t>
+        <w:t xml:space="preserve">Ngày sinh: {{NGAY_SINH}} Chức vụ: {{CHUC_VU_BEN_B}}</w:t>
       </w:r>
     </w:p>
     <w:p>
@@ -966,7 +966,7 @@
           <w:rFonts w:ascii="Verdana" w:cs="Verdana" w:eastAsia="Verdana" w:hAnsi="Verdana"/>
           <w:rtl w:val="0"/>
         </w:rPr>
-        <w:t xml:space="preserve">Địa chỉ cửa hàng:{{DIA_CHI}}</w:t>
+        <w:t xml:space="preserve">Địa chỉ cửa hàng: {{DIA_CHI}}</w:t>
       </w:r>
     </w:p>
     <w:p>
@@ -2010,7 +2010,7 @@
                 <w:bCs w:val="1"/>
                 <w:rtl w:val="0"/>
               </w:rPr>
-              <w:t xml:space="preserve">{{CHIET_KHAU}}VNĐ</w:t>
+              <w:t xml:space="preserve">{{CHIET_KHAU}} VNĐ</w:t>
             </w:r>
           </w:p>
         </w:tc>
@@ -2092,7 +2092,7 @@
                 <w:bCs w:val="1"/>
                 <w:rtl w:val="0"/>
               </w:rPr>
-              <w:t xml:space="preserve">{{TONG_CONG}}VNĐ</w:t>
+              <w:t xml:space="preserve">{{TONG_CONG}} VNĐ</w:t>
             </w:r>
           </w:p>
         </w:tc>
